--- a/room-for-good-things-to-run-wild/Spoken_Companion.docx
+++ b/room-for-good-things-to-run-wild/Spoken_Companion.docx
@@ -19,7 +19,7 @@
         <w:rPr>
           <w:i/>
         </w:rPr>
-        <w:t>How Ordinary People Become Everyday Saints — Josh Nadeau</w:t>
+        <w:t>How Ordinary People Become Every Day Saints — Josh Nadeau</w:t>
       </w:r>
     </w:p>
     <w:p>
